--- a/Quanta, Actually - SERIES/QED Course/chapters/Lesson 70 Renormalization Group.docx
+++ b/Quanta, Actually - SERIES/QED Course/chapters/Lesson 70 Renormalization Group.docx
@@ -17,7 +17,7 @@
         <w:jc w:val="center"/>
       </w:pPr>
       <w:r>
-        <w:t>Lesson 70 of the Complete Quantum Electrodynamics Course</w:t>
+        <w:t>Lesson 70 of Quantum, Actually, Volume 2: A QED Course</w:t>
       </w:r>
     </w:p>
     <w:p>
@@ -122,7 +122,25 @@
         <w:pStyle w:val="ListBullet"/>
       </w:pPr>
       <w:r>
-        <w:t>Integrate β with the coefficient b = (4/3)Σ N_c Q_f², include thresholds as each fermion is crossed, and reproduce the leptonic running of Lesson 69 to leading logarithm.</w:t>
+        <w:t>Integrate β with the coefficient b = (4/3)Σ N</w:t>
+      </w:r>
+      <w:r>
+        <w:rPr>
+          <w:vertAlign w:val="subscript"/>
+        </w:rPr>
+        <w:t>c</w:t>
+      </w:r>
+      <w:r>
+        <w:t xml:space="preserve"> Q</w:t>
+      </w:r>
+      <w:r>
+        <w:rPr>
+          <w:vertAlign w:val="subscript"/>
+        </w:rPr>
+        <w:t>f</w:t>
+      </w:r>
+      <w:r>
+        <w:t>², include thresholds as each fermion is crossed, and reproduce the leptonic running of Lesson 69 to leading logarithm.</w:t>
       </w:r>
     </w:p>
     <w:p>
@@ -362,7 +380,22 @@
           </w:tcPr>
           <w:p>
             <w:r>
-              <w:t>N_c, Q_f</w:t>
+              <w:t>N</w:t>
+            </w:r>
+            <w:r>
+              <w:rPr>
+                <w:vertAlign w:val="subscript"/>
+              </w:rPr>
+              <w:t>c</w:t>
+            </w:r>
+            <w:r>
+              <w:t>, Q</w:t>
+            </w:r>
+            <w:r>
+              <w:rPr>
+                <w:vertAlign w:val="subscript"/>
+              </w:rPr>
+              <w:t>f</w:t>
             </w:r>
           </w:p>
         </w:tc>
@@ -417,7 +450,25 @@
           </w:tcPr>
           <w:p>
             <w:r>
-              <w:t>One-loop coefficient, b = (4/3)Σ N_c Q_f² over fermions lighter than μ</w:t>
+              <w:t>One-loop coefficient, b = (4/3)Σ N</w:t>
+            </w:r>
+            <w:r>
+              <w:rPr>
+                <w:vertAlign w:val="subscript"/>
+              </w:rPr>
+              <w:t>c</w:t>
+            </w:r>
+            <w:r>
+              <w:t xml:space="preserve"> Q</w:t>
+            </w:r>
+            <w:r>
+              <w:rPr>
+                <w:vertAlign w:val="subscript"/>
+              </w:rPr>
+              <w:t>f</w:t>
+            </w:r>
+            <w:r>
+              <w:t>² over fermions lighter than μ</w:t>
             </w:r>
           </w:p>
         </w:tc>
@@ -436,7 +487,13 @@
           </w:tcPr>
           <w:p>
             <w:r>
-              <w:t>μ_L</w:t>
+              <w:t>μ</w:t>
+            </w:r>
+            <w:r>
+              <w:rPr>
+                <w:vertAlign w:val="subscript"/>
+              </w:rPr>
+              <w:t>L</w:t>
             </w:r>
           </w:p>
         </w:tc>
@@ -463,6 +520,67 @@
       <w:r>
         <w:t>Natural units throughout, and ln is the natural logarithm. In display equations, square brackets enclose function arguments and visible groupings.</w:t>
       </w:r>
+    </w:p>
+    <w:tbl>
+      <w:tblPr>
+        <w:tblW w:type="auto" w:w="0"/>
+        <w:jc w:val="center"/>
+        <w:tblLayout w:type="fixed"/>
+        <w:tblLook w:firstColumn="1" w:firstRow="1" w:lastColumn="0" w:lastRow="0" w:noHBand="0" w:noVBand="1" w:val="04A0"/>
+        <w:tblBorders>
+          <w:top w:val="single" w:sz="8" w:color="7FA7CF"/>
+          <w:left w:val="single" w:sz="8" w:color="7FA7CF"/>
+          <w:bottom w:val="single" w:sz="8" w:color="7FA7CF"/>
+          <w:right w:val="single" w:sz="8" w:color="7FA7CF"/>
+        </w:tblBorders>
+      </w:tblPr>
+      <w:tblGrid>
+        <w:gridCol w:w="9392"/>
+      </w:tblGrid>
+      <w:tr>
+        <w:tc>
+          <w:tcPr>
+            <w:tcW w:type="dxa" w:w="9392"/>
+            <w:shd w:fill="F3F7FB"/>
+            <w:tcMar>
+              <w:top w:w="140" w:type="dxa"/>
+              <w:start w:w="140" w:type="dxa"/>
+              <w:bottom w:w="140" w:type="dxa"/>
+              <w:end w:w="140" w:type="dxa"/>
+            </w:tcMar>
+          </w:tcPr>
+          <w:p>
+            <w:r>
+              <w:rPr>
+                <w:b/>
+                <w:color w:val="1F4E78"/>
+              </w:rPr>
+              <w:t>First pass: the result before the derivation</w:t>
+            </w:r>
+          </w:p>
+          <w:p>
+            <w:pPr>
+              <w:spacing w:after="60"/>
+            </w:pPr>
+            <w:r>
+              <w:t>The running is the solution of μ de/dμ = β(e) with β = e³/(12π²) &gt; 0 for one lepton; solving it sums the leading logarithms.</w:t>
+            </w:r>
+          </w:p>
+          <w:p>
+            <w:pPr>
+              <w:spacing w:after="60"/>
+            </w:pPr>
+            <w:r>
+              <w:t>A positive β means QED gets stronger at short distances, the opposite of the strong force.</w:t>
+            </w:r>
+          </w:p>
+        </w:tc>
+      </w:tr>
+    </w:tbl>
+    <w:p>
+      <w:pPr>
+        <w:spacing w:after="80"/>
+      </w:pPr>
     </w:p>
     <w:p>
       <w:pPr>
@@ -755,7 +873,25 @@
     </w:p>
     <w:p>
       <w:r>
-        <w:t>Lesson 69 defined e by Coulomb's law at Q² = 0, so that e_eff²(Q²) = e²/(1 − Π̂(Q²)) with Π̂(0) = 0. Nothing forces that choice. One may equally define the coupling at any spacelike momentum Q² = μ², by declaring α(μ) ≡ α_eff(μ²). The two definitions are related by the finite function Π̂, and in terms of the new coupling,</w:t>
+        <w:t>Lesson 69 defined e by Coulomb's law at Q² = 0, so that e</w:t>
+      </w:r>
+      <w:r>
+        <w:rPr>
+          <w:vertAlign w:val="subscript"/>
+        </w:rPr>
+        <w:t>eff</w:t>
+      </w:r>
+      <w:r>
+        <w:t>²(Q²) = e²/(1 − Π̂(Q²)) with Π̂(0) = 0. Nothing forces that choice. One may equally define the coupling at any spacelike momentum Q² = μ², by declaring α(μ) ≡ α</w:t>
+      </w:r>
+      <w:r>
+        <w:rPr>
+          <w:vertAlign w:val="subscript"/>
+        </w:rPr>
+        <w:t>eff</w:t>
+      </w:r>
+      <w:r>
+        <w:t>(μ²). The two definitions are related by the finite function Π̂, and in terms of the new coupling,</w:t>
       </w:r>
     </w:p>
     <w:p>
@@ -1060,7 +1196,16 @@
     </w:p>
     <w:p>
       <w:r>
-        <w:t>Check the equation on the one-photon exchange between two heavy charges at large Q. The amplitude is proportional to α_eff(Q²), so at one loop R = α(μ)[1 + (α(μ)/3π) ln(Q²/μ²)]. Then μ ∂R/∂μ = α(μ)(α(μ)/3π)(−2) = −2α²/(3π), and β ∂R/∂α = (2α²/3π)[1 + O(α)]. The sum vanishes at order α², the order to which R was computed. A truncated calculation is μ-independent only up to the first omitted order, and that residual dependence measures the size of the omitted terms.</w:t>
+        <w:t>Check the equation on the one-photon exchange between two heavy charges at large Q. The amplitude is proportional to α</w:t>
+      </w:r>
+      <w:r>
+        <w:rPr>
+          <w:vertAlign w:val="subscript"/>
+        </w:rPr>
+        <w:t>eff</w:t>
+      </w:r>
+      <w:r>
+        <w:t>(Q²), so at one loop R = α(μ)[1 + (α(μ)/3π) ln(Q²/μ²)]. Then μ ∂R/∂μ = α(μ)(α(μ)/3π)(−2) = −2α²/(3π), and β ∂R/∂α = (2α²/3π)[1 + O(α)]. The sum vanishes at order α², the order to which R was computed. A truncated calculation is μ-independent only up to the first omitted order, and that residual dependence measures the size of the omitted terms.</w:t>
       </w:r>
     </w:p>
     <w:p>
@@ -1245,7 +1390,34 @@
     </w:p>
     <w:p>
       <w:r>
-        <w:t>Compare the fixed-order and resummed predictions for the electron loop from μ = m to Q = M_Z, using Lesson 69's numbers: αL/3π = 7.74×10⁻⁴ × 24.18 = 0.0187. Fixed order gives α(M_Z)/α = 1.0187. The resummed formula gives 1/(1 − 0.0187) = 1.0191. The difference is (0.0187)² ≈ 3.5×10⁻⁴. That is small, but it is several times the relative uncertainty, about 10⁻⁴, with which α(M_Z) is quoted, so precision work does need the resummed form. In the strong interaction, where the coupling is already 0.2 to 0.3 at a few GeV, resummation is not a refinement but a necessity.</w:t>
+        <w:t>Compare the fixed-order and resummed predictions for the electron loop from μ = m to Q = M</w:t>
+      </w:r>
+      <w:r>
+        <w:rPr>
+          <w:vertAlign w:val="subscript"/>
+        </w:rPr>
+        <w:t>Z</w:t>
+      </w:r>
+      <w:r>
+        <w:t>, using Lesson 69's numbers: αL/3π = 7.74×10⁻⁴ × 24.18 = 0.0187. Fixed order gives α(M</w:t>
+      </w:r>
+      <w:r>
+        <w:rPr>
+          <w:vertAlign w:val="subscript"/>
+        </w:rPr>
+        <w:t>Z</w:t>
+      </w:r>
+      <w:r>
+        <w:t>)/α = 1.0187. The resummed formula gives 1/(1 − 0.0187) = 1.0191. The difference is (0.0187)² ≈ 3.5×10⁻⁴. That is small, but it is several times the relative uncertainty, about 10⁻⁴, with which α(M</w:t>
+      </w:r>
+      <w:r>
+        <w:rPr>
+          <w:vertAlign w:val="subscript"/>
+        </w:rPr>
+        <w:t>Z</w:t>
+      </w:r>
+      <w:r>
+        <w:t>) is quoted, so precision work does need the resummed form. In the strong interaction, where the coupling is already 0.2 to 0.3 at a few GeV, resummation is not a refinement but a necessity.</w:t>
       </w:r>
     </w:p>
     <w:p>
@@ -1266,7 +1438,25 @@
     </w:p>
     <w:p>
       <w:r>
-        <w:t>Every fermion lighter than μ contributes its own vacuum-polarization loop, multiplied by N_c Q_f². The one-loop equation becomes</w:t>
+        <w:t>Every fermion lighter than μ contributes its own vacuum-polarization loop, multiplied by N</w:t>
+      </w:r>
+      <w:r>
+        <w:rPr>
+          <w:vertAlign w:val="subscript"/>
+        </w:rPr>
+        <w:t>c</w:t>
+      </w:r>
+      <w:r>
+        <w:t xml:space="preserve"> Q</w:t>
+      </w:r>
+      <w:r>
+        <w:rPr>
+          <w:vertAlign w:val="subscript"/>
+        </w:rPr>
+        <w:t>f</w:t>
+      </w:r>
+      <w:r>
+        <w:t>². The one-loop equation becomes</w:t>
       </w:r>
     </w:p>
     <w:p>
@@ -1562,7 +1752,43 @@
     </w:p>
     <w:p>
       <w:r>
-        <w:t>The sum in b runs only over fermions lighter than μ. A heavy particle's loop contributes only Lesson 69's (α/15π)Q²/m_f², which vanishes as its mass grows. This is decoupling. Below each mass the particle is absent from b, and above it the particle is present. In the simplest treatment b jumps at μ = m_f. Matching at μ = m_f e^(5/6) instead reproduces Lesson 69's constant −5/3 exactly at one loop (Exercise 10).</w:t>
+        <w:t>The sum in b runs only over fermions lighter than μ. A heavy particle's loop contributes only Lesson 69's (α/15π)Q²/m</w:t>
+      </w:r>
+      <w:r>
+        <w:rPr>
+          <w:vertAlign w:val="subscript"/>
+        </w:rPr>
+        <w:t>f</w:t>
+      </w:r>
+      <w:r>
+        <w:t>², which vanishes as its mass grows. This is decoupling. Below each mass the particle is absent from b, and above it the particle is present. In the simplest treatment b jumps at μ = m</w:t>
+      </w:r>
+      <w:r>
+        <w:rPr>
+          <w:vertAlign w:val="subscript"/>
+        </w:rPr>
+        <w:t>f</w:t>
+      </w:r>
+      <w:r>
+        <w:t>. Matching at μ = m</w:t>
+      </w:r>
+      <w:r>
+        <w:rPr>
+          <w:vertAlign w:val="subscript"/>
+        </w:rPr>
+        <w:t>f</w:t>
+      </w:r>
+      <w:r>
+        <w:t xml:space="preserve"> e</w:t>
+      </w:r>
+      <w:r>
+        <w:rPr>
+          <w:vertAlign w:val="superscript"/>
+        </w:rPr>
+        <w:t>5/6</w:t>
+      </w:r>
+      <w:r>
+        <w:t xml:space="preserve"> instead reproduces Lesson 69's constant −5/3 exactly at one loop (Exercise 10).</w:t>
       </w:r>
     </w:p>
     <w:p>
@@ -1576,7 +1802,160 @@
     </w:p>
     <w:p>
       <w:r>
-        <w:t>Run 1/α from the electron mass to M_Z with the three charged leptons. Between m_e and m_μ, b = 4/3. Between m_μ and m_τ, b = 8/3. Between m_τ and M_Z, b = 4. The logarithms are ln(m_μ/m_e) = 5.33, ln(m_τ/m_μ) = 2.82, and ln(M_Z/m_τ) = 3.94. The total change is Δ(1/α) = (1/2π)[(4/3)(5.33) + (8/3)(2.82) + 4(3.94)] = (1/2π)(7.11 + 7.53 + 15.75) = 4.84. That is the leading-logarithm version of Lesson 69's leptonic shift, (1/3π)Σ ln(M_Z²/m_ℓ²) = 4.84, computed now as three straight-line segments. Lesson 69's constants −5/3 reduce it to 4.30. Quarks add their own segments with N_c Q_f² = 4/3 for up-type and 1/3 for down-type quarks, but below a few GeV the strong interaction makes those segments unreliable, which is why Lesson 69 took the hadronic part from data.</w:t>
+        <w:t>Run 1/α from the electron mass to M</w:t>
+      </w:r>
+      <w:r>
+        <w:rPr>
+          <w:vertAlign w:val="subscript"/>
+        </w:rPr>
+        <w:t>Z</w:t>
+      </w:r>
+      <w:r>
+        <w:t xml:space="preserve"> with the three charged leptons. Between m</w:t>
+      </w:r>
+      <w:r>
+        <w:rPr>
+          <w:vertAlign w:val="subscript"/>
+        </w:rPr>
+        <w:t>e</w:t>
+      </w:r>
+      <w:r>
+        <w:t xml:space="preserve"> and m</w:t>
+      </w:r>
+      <w:r>
+        <w:rPr>
+          <w:vertAlign w:val="subscript"/>
+        </w:rPr>
+        <w:t>μ</w:t>
+      </w:r>
+      <w:r>
+        <w:t>, b = 4/3. Between m</w:t>
+      </w:r>
+      <w:r>
+        <w:rPr>
+          <w:vertAlign w:val="subscript"/>
+        </w:rPr>
+        <w:t>μ</w:t>
+      </w:r>
+      <w:r>
+        <w:t xml:space="preserve"> and m</w:t>
+      </w:r>
+      <w:r>
+        <w:rPr>
+          <w:vertAlign w:val="subscript"/>
+        </w:rPr>
+        <w:t>τ</w:t>
+      </w:r>
+      <w:r>
+        <w:t>, b = 8/3. Between m</w:t>
+      </w:r>
+      <w:r>
+        <w:rPr>
+          <w:vertAlign w:val="subscript"/>
+        </w:rPr>
+        <w:t>τ</w:t>
+      </w:r>
+      <w:r>
+        <w:t xml:space="preserve"> and M</w:t>
+      </w:r>
+      <w:r>
+        <w:rPr>
+          <w:vertAlign w:val="subscript"/>
+        </w:rPr>
+        <w:t>Z</w:t>
+      </w:r>
+      <w:r>
+        <w:t>, b = 4. The logarithms are ln(m</w:t>
+      </w:r>
+      <w:r>
+        <w:rPr>
+          <w:vertAlign w:val="subscript"/>
+        </w:rPr>
+        <w:t>μ</w:t>
+      </w:r>
+      <w:r>
+        <w:t>/m</w:t>
+      </w:r>
+      <w:r>
+        <w:rPr>
+          <w:vertAlign w:val="subscript"/>
+        </w:rPr>
+        <w:t>e</w:t>
+      </w:r>
+      <w:r>
+        <w:t>) = 5.33, ln(m</w:t>
+      </w:r>
+      <w:r>
+        <w:rPr>
+          <w:vertAlign w:val="subscript"/>
+        </w:rPr>
+        <w:t>τ</w:t>
+      </w:r>
+      <w:r>
+        <w:t>/m</w:t>
+      </w:r>
+      <w:r>
+        <w:rPr>
+          <w:vertAlign w:val="subscript"/>
+        </w:rPr>
+        <w:t>μ</w:t>
+      </w:r>
+      <w:r>
+        <w:t>) = 2.82, and ln(M</w:t>
+      </w:r>
+      <w:r>
+        <w:rPr>
+          <w:vertAlign w:val="subscript"/>
+        </w:rPr>
+        <w:t>Z</w:t>
+      </w:r>
+      <w:r>
+        <w:t>/m</w:t>
+      </w:r>
+      <w:r>
+        <w:rPr>
+          <w:vertAlign w:val="subscript"/>
+        </w:rPr>
+        <w:t>τ</w:t>
+      </w:r>
+      <w:r>
+        <w:t>) = 3.94. The total change is Δ(1/α) = (1/2π)[(4/3)(5.33) + (8/3)(2.82) + 4(3.94)] = (1/2π)(7.11 + 7.53 + 15.75) = 4.84. That is the leading-logarithm version of Lesson 69's leptonic shift, (1/3π)Σ ln(M</w:t>
+      </w:r>
+      <w:r>
+        <w:rPr>
+          <w:vertAlign w:val="subscript"/>
+        </w:rPr>
+        <w:t>Z</w:t>
+      </w:r>
+      <w:r>
+        <w:t>²/m</w:t>
+      </w:r>
+      <w:r>
+        <w:rPr>
+          <w:vertAlign w:val="subscript"/>
+        </w:rPr>
+        <w:t>ℓ</w:t>
+      </w:r>
+      <w:r>
+        <w:t>²) = 4.84, computed now as three straight-line segments. Lesson 69's constants −5/3 reduce it to 4.30. Quarks add their own segments with N</w:t>
+      </w:r>
+      <w:r>
+        <w:rPr>
+          <w:vertAlign w:val="subscript"/>
+        </w:rPr>
+        <w:t>c</w:t>
+      </w:r>
+      <w:r>
+        <w:t xml:space="preserve"> Q</w:t>
+      </w:r>
+      <w:r>
+        <w:rPr>
+          <w:vertAlign w:val="subscript"/>
+        </w:rPr>
+        <w:t>f</w:t>
+      </w:r>
+      <w:r>
+        <w:t>² = 4/3 for up-type and 1/3 for down-type quarks, but below a few GeV the strong interaction makes those segments unreliable, which is why Lesson 69 took the hadronic part from data.</w:t>
       </w:r>
     </w:p>
     <w:p>
@@ -1597,7 +1976,70 @@
     </w:p>
     <w:p>
       <w:r>
-        <w:t>If β &gt; 0, the coupling grows with μ and shrinks at long distance. This is QED, and it is screening restated. If β &lt; 0, the coupling shrinks at short distance, which is called asymptotic freedom. The strong interaction behaves this way: its one-loop coefficient has the form 11 − (2/3)n_f, where the 11 comes from gluon self-interaction. That result is quoted here, not derived. If β = 0 at some value of the coupling, that value is a fixed point, where the theory looks the same at every scale. Lesson 69's Exercise 16 asked what Π̂ would have to be for β to vanish: independent of q², so that no logarithm appears.</w:t>
+        <w:t>If β &gt; 0, the coupling grows with μ and shrinks at long distance. This is QED, and it is screening restated. If β &lt; 0, the coupling shrinks at short distance, which is called asymptotic freedom. The strong interaction behaves this way: its one-loop coefficient has the form 11 − (2/3)n</w:t>
+      </w:r>
+      <w:r>
+        <w:rPr>
+          <w:vertAlign w:val="subscript"/>
+        </w:rPr>
+        <w:t>f</w:t>
+      </w:r>
+      <w:r>
+        <w:t>, where the 11 comes from gluon self-interaction. That result is quoted here, not derived. If β = 0 at some value of the coupling, that value is a fixed point, where the theory looks the same at every scale. Lesson 69's Exercise 16 asked what Π̂ would have to be for β to vanish: independent of q², so that no logarithm appears.</w:t>
+      </w:r>
+    </w:p>
+    <w:p>
+      <w:pPr>
+        <w:keepNext/>
+        <w:spacing w:before="160" w:after="40"/>
+        <w:jc w:val="center"/>
+      </w:pPr>
+      <w:r>
+        <w:drawing>
+          <wp:inline xmlns:a="http://schemas.openxmlformats.org/drawingml/2006/main" xmlns:pic="http://schemas.openxmlformats.org/drawingml/2006/picture">
+            <wp:extent cx="4754880" cy="2561038"/>
+            <wp:docPr id="1" name="Picture 1"/>
+            <wp:cNvGraphicFramePr>
+              <a:graphicFrameLocks noChangeAspect="1"/>
+            </wp:cNvGraphicFramePr>
+            <a:graphic>
+              <a:graphicData uri="http://schemas.openxmlformats.org/drawingml/2006/picture">
+                <pic:pic>
+                  <pic:nvPicPr>
+                    <pic:cNvPr id="0" name="L70_beta.png"/>
+                    <pic:cNvPicPr/>
+                  </pic:nvPicPr>
+                  <pic:blipFill>
+                    <a:blip r:embed="rId11"/>
+                    <a:stretch>
+                      <a:fillRect/>
+                    </a:stretch>
+                  </pic:blipFill>
+                  <pic:spPr>
+                    <a:xfrm>
+                      <a:off x="0" y="0"/>
+                      <a:ext cx="4754880" cy="2561038"/>
+                    </a:xfrm>
+                    <a:prstGeom prst="rect"/>
+                  </pic:spPr>
+                </pic:pic>
+              </a:graphicData>
+            </a:graphic>
+          </wp:inline>
+        </w:drawing>
+      </w:r>
+    </w:p>
+    <w:p>
+      <w:pPr>
+        <w:spacing w:after="200"/>
+        <w:jc w:val="center"/>
+      </w:pPr>
+      <w:r>
+        <w:rPr>
+          <w:i/>
+          <w:sz w:val="19"/>
+        </w:rPr>
+        <w:t>Figure 70.1. The sign of β decides the high-energy behaviour: β &gt; 0 (QED) grows towards a Landau pole, β &lt; 0 (QCD) weakens, β = 0 stays fixed.</w:t>
       </w:r>
     </w:p>
     <w:p>
@@ -1710,7 +2152,34 @@
     </w:p>
     <w:p>
       <w:r>
-        <w:t>For the electron alone, with μ₀ = m and α(μ₀) = 1/137.036, this is m exp(3π/2α) ≈ 10²⁸⁰ m, matching Lesson 69 apart from the matching constant e^(5/6). The one-loop solution blows up there, but the equation was derived assuming α small, so near μ_L the equation itself is no longer trustworthy. Whether the full theory has such a pole cannot be decided from one loop. Lattice studies of QED-like theories suggest that a consistent QED with nonzero charge at low energy may require a cutoff, which is one meaning of the statement that QED is an effective theory. In practice the question never arises, because QED is part of the electroweak theory of Lesson 87 long before μ_L.</w:t>
+        <w:t>For the electron alone, with μ₀ = m and α(μ₀) = 1/137.036, this is m exp(3π/2α) ≈ 10²⁸⁰ m, matching Lesson 69 apart from the matching constant e</w:t>
+      </w:r>
+      <w:r>
+        <w:rPr>
+          <w:vertAlign w:val="superscript"/>
+        </w:rPr>
+        <w:t>5/6</w:t>
+      </w:r>
+      <w:r>
+        <w:t>. The one-loop solution blows up there, but the equation was derived assuming α small, so near μ</w:t>
+      </w:r>
+      <w:r>
+        <w:rPr>
+          <w:vertAlign w:val="subscript"/>
+        </w:rPr>
+        <w:t>L</w:t>
+      </w:r>
+      <w:r>
+        <w:t xml:space="preserve"> the equation itself is no longer trustworthy. Whether the full theory has such a pole cannot be decided from one loop. Lattice studies of QED-like theories suggest that a consistent QED with nonzero charge at low energy may require a cutoff, which is one meaning of the statement that QED is an effective theory. In practice the question never arises, because QED is part of the electroweak theory of Lesson 87 long before μ</w:t>
+      </w:r>
+      <w:r>
+        <w:rPr>
+          <w:vertAlign w:val="subscript"/>
+        </w:rPr>
+        <w:t>L</w:t>
+      </w:r>
+      <w:r>
+        <w:t>.</w:t>
       </w:r>
     </w:p>
     <w:p>
@@ -1724,7 +2193,52 @@
     </w:p>
     <w:p>
       <w:r>
-        <w:t>Explain why the Landau pole moves to lower scales as more charged species are added, and estimate the effect of the three leptons alone. A larger b gives a steeper line in 1/α versus ln μ, so 1/α reaches zero sooner. Starting from 1/α(M_Z) ≈ 132.7 with leptons only (Lesson 69) and b = 4, the pole sits at ln(μ_L/M_Z) = 2π × 132.7/4 ≈ 208, so μ_L ≈ 10⁹⁰ M_Z. That is far lower than 10²⁷⁷ GeV, but still incomparably beyond the Planck scale.</w:t>
+        <w:t>Explain why the Landau pole moves to lower scales as more charged species are added, and estimate the effect of the three leptons alone. A larger b gives a steeper line in 1/α versus ln μ, so 1/α reaches zero sooner. Starting from 1/α(M</w:t>
+      </w:r>
+      <w:r>
+        <w:rPr>
+          <w:vertAlign w:val="subscript"/>
+        </w:rPr>
+        <w:t>Z</w:t>
+      </w:r>
+      <w:r>
+        <w:t>) ≈ 132.7 with leptons only (Lesson 69) and b = 4, the pole sits at ln(μ</w:t>
+      </w:r>
+      <w:r>
+        <w:rPr>
+          <w:vertAlign w:val="subscript"/>
+        </w:rPr>
+        <w:t>L</w:t>
+      </w:r>
+      <w:r>
+        <w:t>/M</w:t>
+      </w:r>
+      <w:r>
+        <w:rPr>
+          <w:vertAlign w:val="subscript"/>
+        </w:rPr>
+        <w:t>Z</w:t>
+      </w:r>
+      <w:r>
+        <w:t>) = 2π × 132.7/4 ≈ 208, so μ</w:t>
+      </w:r>
+      <w:r>
+        <w:rPr>
+          <w:vertAlign w:val="subscript"/>
+        </w:rPr>
+        <w:t>L</w:t>
+      </w:r>
+      <w:r>
+        <w:t xml:space="preserve"> ≈ 10⁹⁰ M</w:t>
+      </w:r>
+      <w:r>
+        <w:rPr>
+          <w:vertAlign w:val="subscript"/>
+        </w:rPr>
+        <w:t>Z</w:t>
+      </w:r>
+      <w:r>
+        <w:t>. That is far lower than 10²⁷⁷ GeV, but still incomparably beyond the Planck scale.</w:t>
       </w:r>
     </w:p>
     <w:p>
@@ -1851,7 +2365,16 @@
     </w:p>
     <w:p>
       <w:r>
-        <w:t>This lesson derived the one-loop β from Lesson 69's explicit loop, not from a general renormalization of the Lagrangian. It has not computed the two-loop coefficient or the mass anomalous dimension, and it has not derived the strong-interaction coefficient 11 − (2/3)n_f. It has treated thresholds as sharp jumps, which is accurate to the leading logarithm, and has relied on Lesson 69 for the constants. The general framework, in which every parameter of the Lagrangian has its own running, is the subject of the field-theory texts named in the Bibliography.</w:t>
+        <w:t>This lesson derived the one-loop β from Lesson 69's explicit loop, not from a general renormalization of the Lagrangian. It has not computed the two-loop coefficient or the mass anomalous dimension, and it has not derived the strong-interaction coefficient 11 − (2/3)n</w:t>
+      </w:r>
+      <w:r>
+        <w:rPr>
+          <w:vertAlign w:val="subscript"/>
+        </w:rPr>
+        <w:t>f</w:t>
+      </w:r>
+      <w:r>
+        <w:t>. It has treated thresholds as sharp jumps, which is accurate to the leading logarithm, and has relied on Lesson 69 for the constants. The general framework, in which every parameter of the Lagrangian has its own running, is the subject of the field-theory texts named in the Bibliography.</w:t>
       </w:r>
     </w:p>
     <w:p>
@@ -2026,7 +2549,16 @@
           </w:tcPr>
           <w:p>
             <w:r>
-              <w:t>Running between thresholds; α(M_Z) in Lessons 79 and 87</w:t>
+              <w:t>Running between thresholds; α(M</w:t>
+            </w:r>
+            <w:r>
+              <w:rPr>
+                <w:vertAlign w:val="subscript"/>
+              </w:rPr>
+              <w:t>Z</w:t>
+            </w:r>
+            <w:r>
+              <w:t>) in Lessons 79 and 87</w:t>
             </w:r>
           </w:p>
         </w:tc>
@@ -2083,7 +2615,13 @@
           </w:tcPr>
           <w:p>
             <w:r>
-              <w:t>β &gt; 0, Landau pole μ_L</w:t>
+              <w:t>β &gt; 0, Landau pole μ</w:t>
+            </w:r>
+            <w:r>
+              <w:rPr>
+                <w:vertAlign w:val="subscript"/>
+              </w:rPr>
+              <w:t>L</w:t>
             </w:r>
           </w:p>
         </w:tc>
@@ -2159,7 +2697,25 @@
         </w:numPr>
       </w:pPr>
       <w:r>
-        <w:t>With b = (4/3)Σ N_c Q_f², 1/α runs linearly in ln μ, with a change of slope at each threshold.</w:t>
+        <w:t>With b = (4/3)Σ N</w:t>
+      </w:r>
+      <w:r>
+        <w:rPr>
+          <w:vertAlign w:val="subscript"/>
+        </w:rPr>
+        <w:t>c</w:t>
+      </w:r>
+      <w:r>
+        <w:t xml:space="preserve"> Q</w:t>
+      </w:r>
+      <w:r>
+        <w:rPr>
+          <w:vertAlign w:val="subscript"/>
+        </w:rPr>
+        <w:t>f</w:t>
+      </w:r>
+      <w:r>
+        <w:t>², 1/α runs linearly in ln μ, with a change of slope at each threshold.</w:t>
       </w:r>
     </w:p>
     <w:p>
@@ -2284,7 +2840,13 @@
           </w:tcPr>
           <w:p>
             <w:r>
-              <w:t>Starting from α(μ) = α/[1 − (α/3π)ln(μ²/m²)], compute dα/d ln μ and show it equals 2α(μ)²/(3π).</w:t>
+              <w:rPr>
+                <w:b/>
+              </w:rPr>
+              <w:t>Extension.</w:t>
+            </w:r>
+            <w:r>
+              <w:t xml:space="preserve"> Starting from α(μ) = α/[1 − (α/3π)ln(μ²/m²)], compute dα/d ln μ and show it equals 2α(μ)²/(3π).</w:t>
             </w:r>
           </w:p>
         </w:tc>
@@ -2322,7 +2884,13 @@
           </w:tcPr>
           <w:p>
             <w:r>
-              <w:t>Convert μ dα/dμ = 2α²/(3π) into β(e) = e³/(12π²), showing every factor.</w:t>
+              <w:rPr>
+                <w:b/>
+              </w:rPr>
+              <w:t>Core.</w:t>
+            </w:r>
+            <w:r>
+              <w:t xml:space="preserve"> Convert μ dα/dμ = 2α²/(3π) into β(e) = e³/(12π²), showing every factor.</w:t>
             </w:r>
           </w:p>
         </w:tc>
@@ -2358,7 +2926,22 @@
           </w:tcPr>
           <w:p>
             <w:r>
-              <w:t>Derive Section 2.1's formula from Lesson 69's α_eff(Q²) = α/[1 − (α/3π)ln(Q²/m²)] by eliminating α in favor of α(μ).</w:t>
+              <w:rPr>
+                <w:b/>
+              </w:rPr>
+              <w:t>Extension.</w:t>
+            </w:r>
+            <w:r>
+              <w:t xml:space="preserve"> Derive Section 2.1's formula from Lesson 69's α</w:t>
+            </w:r>
+            <w:r>
+              <w:rPr>
+                <w:vertAlign w:val="subscript"/>
+              </w:rPr>
+              <w:t>eff</w:t>
+            </w:r>
+            <w:r>
+              <w:t>(Q²) = α/[1 − (α/3π)ln(Q²/m²)] by eliminating α in favor of α(μ).</w:t>
             </w:r>
           </w:p>
         </w:tc>
@@ -2396,7 +2979,13 @@
           </w:tcPr>
           <w:p>
             <w:r>
-              <w:t>Verify Worked example 2's cancellation, keeping track of the factor of 2 from ln(Q²/μ²).</w:t>
+              <w:rPr>
+                <w:b/>
+              </w:rPr>
+              <w:t>Core.</w:t>
+            </w:r>
+            <w:r>
+              <w:t xml:space="preserve"> Verify Worked example 2's cancellation, keeping track of the factor of 2 from ln(Q²/μ²).</w:t>
             </w:r>
           </w:p>
         </w:tc>
@@ -2432,7 +3021,13 @@
           </w:tcPr>
           <w:p>
             <w:r>
-              <w:t>Expand α/[1 − x] to third order in x = αL/3π, and say which diagrams produce each term.</w:t>
+              <w:rPr>
+                <w:b/>
+              </w:rPr>
+              <w:t>Core.</w:t>
+            </w:r>
+            <w:r>
+              <w:t xml:space="preserve"> Expand α/[1 − x] to third order in x = αL/3π, and say which diagrams produce each term.</w:t>
             </w:r>
           </w:p>
         </w:tc>
@@ -2470,7 +3065,13 @@
           </w:tcPr>
           <w:p>
             <w:r>
-              <w:t>Integrate μ dα/dμ = bα²/(2π) from μ₀ to μ and show that b = 4/3 reproduces Lesson 69's formula.</w:t>
+              <w:rPr>
+                <w:b/>
+              </w:rPr>
+              <w:t>Core.</w:t>
+            </w:r>
+            <w:r>
+              <w:t xml:space="preserve"> Integrate μ dα/dμ = bα²/(2π) from μ₀ to μ and show that b = 4/3 reproduces Lesson 69's formula.</w:t>
             </w:r>
           </w:p>
         </w:tc>
@@ -2506,7 +3107,13 @@
           </w:tcPr>
           <w:p>
             <w:r>
-              <w:t>Compute b for the three charged leptons, then for leptons plus u, d, s, c, b quarks.</w:t>
+              <w:rPr>
+                <w:b/>
+              </w:rPr>
+              <w:t>Extension.</w:t>
+            </w:r>
+            <w:r>
+              <w:t xml:space="preserve"> Compute b for the three charged leptons, then for leptons plus u, d, s, c, b quarks.</w:t>
             </w:r>
           </w:p>
         </w:tc>
@@ -2544,7 +3151,31 @@
           </w:tcPr>
           <w:p>
             <w:r>
-              <w:t>Using Section 4.2, find 1/α at 10 GeV, starting from the leading-logarithm value 1/α(m_τ) ≈ 134.7 of Worked example 4, with the three leptons and all five lighter quarks treated as free above m_τ. Say why the result is only indicative.</w:t>
+              <w:rPr>
+                <w:b/>
+              </w:rPr>
+              <w:t>Extension.</w:t>
+            </w:r>
+            <w:r>
+              <w:t xml:space="preserve"> Using Section 4.2, find 1/α at 10 GeV, starting from the leading-logarithm value 1/α(m</w:t>
+            </w:r>
+            <w:r>
+              <w:rPr>
+                <w:vertAlign w:val="subscript"/>
+              </w:rPr>
+              <w:t>τ</w:t>
+            </w:r>
+            <w:r>
+              <w:t>) ≈ 134.7 of Worked example 4, with the three leptons and all five lighter quarks treated as free above m</w:t>
+            </w:r>
+            <w:r>
+              <w:rPr>
+                <w:vertAlign w:val="subscript"/>
+              </w:rPr>
+              <w:t>τ</w:t>
+            </w:r>
+            <w:r>
+              <w:t>. Say why the result is only indicative.</w:t>
             </w:r>
           </w:p>
         </w:tc>
@@ -2580,7 +3211,13 @@
           </w:tcPr>
           <w:p>
             <w:r>
-              <w:t>Explain why a fermion much heavier than μ does not appear in b, using Lesson 69's small-Q² limit.</w:t>
+              <w:rPr>
+                <w:b/>
+              </w:rPr>
+              <w:t>Core.</w:t>
+            </w:r>
+            <w:r>
+              <w:t xml:space="preserve"> Explain why a fermion much heavier than μ does not appear in b, using Lesson 69's small-Q² limit.</w:t>
             </w:r>
           </w:p>
         </w:tc>
@@ -2618,7 +3255,22 @@
           </w:tcPr>
           <w:p>
             <w:r>
-              <w:t>Show that matching at μ = m e^(5/6) instead of μ = m reproduces the constant −5/3 of Lesson 69.</w:t>
+              <w:rPr>
+                <w:b/>
+              </w:rPr>
+              <w:t>Extension.</w:t>
+            </w:r>
+            <w:r>
+              <w:t xml:space="preserve"> Show that matching at μ = m e</w:t>
+            </w:r>
+            <w:r>
+              <w:rPr>
+                <w:vertAlign w:val="superscript"/>
+              </w:rPr>
+              <w:t>5/6</w:t>
+            </w:r>
+            <w:r>
+              <w:t xml:space="preserve"> instead of μ = m reproduces the constant −5/3 of Lesson 69.</w:t>
             </w:r>
           </w:p>
         </w:tc>
@@ -2654,7 +3306,31 @@
           </w:tcPr>
           <w:p>
             <w:r>
-              <w:t>Derive μ_L = μ₀ exp[2π/(bα(μ₀))] and evaluate log₁₀(μ_L/m) for the electron alone.</w:t>
+              <w:rPr>
+                <w:b/>
+              </w:rPr>
+              <w:t>Extension.</w:t>
+            </w:r>
+            <w:r>
+              <w:t xml:space="preserve"> Derive μ</w:t>
+            </w:r>
+            <w:r>
+              <w:rPr>
+                <w:vertAlign w:val="subscript"/>
+              </w:rPr>
+              <w:t>L</w:t>
+            </w:r>
+            <w:r>
+              <w:t xml:space="preserve"> = μ₀ exp[2π/(bα(μ₀))] and evaluate log₁₀(μ</w:t>
+            </w:r>
+            <w:r>
+              <w:rPr>
+                <w:vertAlign w:val="subscript"/>
+              </w:rPr>
+              <w:t>L</w:t>
+            </w:r>
+            <w:r>
+              <w:t>/m) for the electron alone.</w:t>
             </w:r>
           </w:p>
         </w:tc>
@@ -2692,7 +3368,13 @@
           </w:tcPr>
           <w:p>
             <w:r>
-              <w:t>Using the two-loop β of Section 6, compute the ratio of the two-loop to the one-loop term at α = 1/129.</w:t>
+              <w:rPr>
+                <w:b/>
+              </w:rPr>
+              <w:t>Core.</w:t>
+            </w:r>
+            <w:r>
+              <w:t xml:space="preserve"> Using the two-loop β of Section 6, compute the ratio of the two-loop to the one-loop term at α = 1/129.</w:t>
             </w:r>
           </w:p>
         </w:tc>
@@ -2728,7 +3410,13 @@
           </w:tcPr>
           <w:p>
             <w:r>
-              <w:t>Integrate μ dm/dμ = −(3α/2π)m at fixed α from 1 GeV to 100 GeV and give the fractional change in m.</w:t>
+              <w:rPr>
+                <w:b/>
+              </w:rPr>
+              <w:t>Core.</w:t>
+            </w:r>
+            <w:r>
+              <w:t xml:space="preserve"> Integrate μ dm/dμ = −(3α/2π)m at fixed α from 1 GeV to 100 GeV and give the fractional change in m.</w:t>
             </w:r>
           </w:p>
         </w:tc>
@@ -2766,7 +3454,13 @@
           </w:tcPr>
           <w:p>
             <w:r>
-              <w:t>Challenge: explain why choosing μ = Q in a one-loop calculation does not make the calculation exact, and what the residual μ-dependence tells you.</w:t>
+              <w:rPr>
+                <w:b/>
+              </w:rPr>
+              <w:t>Challenge.</w:t>
+            </w:r>
+            <w:r>
+              <w:t xml:space="preserve"> Explain why choosing μ = Q in a one-loop calculation does not make the calculation exact, and what the residual μ-dependence tells you.</w:t>
             </w:r>
           </w:p>
         </w:tc>
@@ -2778,6 +3472,14 @@
       </w:pPr>
       <w:r>
         <w:t>Solutions</w:t>
+      </w:r>
+    </w:p>
+    <w:p>
+      <w:r>
+        <w:rPr>
+          <w:i/>
+        </w:rPr>
+        <w:t>Attempt each exercise before reading its solution. If you are stuck, read only the first sentence of the solution, then try again.</w:t>
       </w:r>
     </w:p>
     <w:p>
@@ -2819,7 +3521,25 @@
         <w:t xml:space="preserve"> </w:t>
       </w:r>
       <w:r>
-        <w:t>From Lesson 69, 1/α_eff(Q²) = 1/α − (1/3π)ln(Q²/m²), and in the same way 1/α(μ) = 1/α − (1/3π)ln(μ²/m²). Subtracting, 1/α_eff(Q²) = 1/α(μ) − (1/3π)ln(Q²/μ²). Inverting gives Section 2.1.</w:t>
+        <w:t>From Lesson 69, 1/α</w:t>
+      </w:r>
+      <w:r>
+        <w:rPr>
+          <w:vertAlign w:val="subscript"/>
+        </w:rPr>
+        <w:t>eff</w:t>
+      </w:r>
+      <w:r>
+        <w:t>(Q²) = 1/α − (1/3π)ln(Q²/m²), and in the same way 1/α(μ) = 1/α − (1/3π)ln(μ²/m²). Subtracting, 1/α</w:t>
+      </w:r>
+      <w:r>
+        <w:rPr>
+          <w:vertAlign w:val="subscript"/>
+        </w:rPr>
+        <w:t>eff</w:t>
+      </w:r>
+      <w:r>
+        <w:t>(Q²) = 1/α(μ) − (1/3π)ln(Q²/μ²). Inverting gives Section 2.1.</w:t>
       </w:r>
     </w:p>
     <w:p>
@@ -2903,7 +3623,34 @@
         <w:t xml:space="preserve"> </w:t>
       </w:r>
       <w:r>
-        <w:t>A loop with m_f ≫ Q contributes only (α/15π)Q²/m_f² to Π̂. This carries no logarithm, so it adds nothing to the slope dα/d ln μ, and it vanishes as m_f/Q → ∞.</w:t>
+        <w:t>A loop with m</w:t>
+      </w:r>
+      <w:r>
+        <w:rPr>
+          <w:vertAlign w:val="subscript"/>
+        </w:rPr>
+        <w:t>f</w:t>
+      </w:r>
+      <w:r>
+        <w:t xml:space="preserve"> ≫ Q contributes only (α/15π)Q²/m</w:t>
+      </w:r>
+      <w:r>
+        <w:rPr>
+          <w:vertAlign w:val="subscript"/>
+        </w:rPr>
+        <w:t>f</w:t>
+      </w:r>
+      <w:r>
+        <w:t>² to Π̂. This carries no logarithm, so it adds nothing to the slope dα/d ln μ, and it vanishes as m</w:t>
+      </w:r>
+      <w:r>
+        <w:rPr>
+          <w:vertAlign w:val="subscript"/>
+        </w:rPr>
+        <w:t>f</w:t>
+      </w:r>
+      <w:r>
+        <w:t>/Q → ∞.</w:t>
       </w:r>
     </w:p>
     <w:p>
@@ -2917,7 +3664,34 @@
         <w:t xml:space="preserve"> </w:t>
       </w:r>
       <w:r>
-        <w:t>Below threshold the particle contributes nothing. Above it, the step-function rule gives (α/3π)ln(Q²/μ_th²). Choosing μ_th = m e^(5/6) gives ln(Q²/m²) − 2(5/6) = ln(Q²/m²) − 5/3, which is Lesson 69's large-Q² result.</w:t>
+        <w:t>Below threshold the particle contributes nothing. Above it, the step-function rule gives (α/3π)ln(Q²/μ</w:t>
+      </w:r>
+      <w:r>
+        <w:rPr>
+          <w:vertAlign w:val="subscript"/>
+        </w:rPr>
+        <w:t>th</w:t>
+      </w:r>
+      <w:r>
+        <w:t>²). Choosing μ</w:t>
+      </w:r>
+      <w:r>
+        <w:rPr>
+          <w:vertAlign w:val="subscript"/>
+        </w:rPr>
+        <w:t>th</w:t>
+      </w:r>
+      <w:r>
+        <w:t xml:space="preserve"> = m e</w:t>
+      </w:r>
+      <w:r>
+        <w:rPr>
+          <w:vertAlign w:val="superscript"/>
+        </w:rPr>
+        <w:t>5/6</w:t>
+      </w:r>
+      <w:r>
+        <w:t xml:space="preserve"> gives ln(Q²/m²) − 2(5/6) = ln(Q²/m²) − 5/3, which is Lesson 69's large-Q² result.</w:t>
       </w:r>
     </w:p>
     <w:p>
@@ -2931,7 +3705,43 @@
         <w:t xml:space="preserve"> </w:t>
       </w:r>
       <w:r>
-        <w:t>1/α(μ_L) = 0 gives (b/2π)ln(μ_L/μ₀) = 1/α(μ₀). For the electron, b = 4/3 and ln(μ_L/m) = (3π/2) × 137.036 = 645.8, so log₁₀(μ_L/m) = 280.4.</w:t>
+        <w:t>1/α(μ</w:t>
+      </w:r>
+      <w:r>
+        <w:rPr>
+          <w:vertAlign w:val="subscript"/>
+        </w:rPr>
+        <w:t>L</w:t>
+      </w:r>
+      <w:r>
+        <w:t>) = 0 gives (b/2π)ln(μ</w:t>
+      </w:r>
+      <w:r>
+        <w:rPr>
+          <w:vertAlign w:val="subscript"/>
+        </w:rPr>
+        <w:t>L</w:t>
+      </w:r>
+      <w:r>
+        <w:t>/μ₀) = 1/α(μ₀). For the electron, b = 4/3 and ln(μ</w:t>
+      </w:r>
+      <w:r>
+        <w:rPr>
+          <w:vertAlign w:val="subscript"/>
+        </w:rPr>
+        <w:t>L</w:t>
+      </w:r>
+      <w:r>
+        <w:t>/m) = (3π/2) × 137.036 = 645.8, so log₁₀(μ</w:t>
+      </w:r>
+      <w:r>
+        <w:rPr>
+          <w:vertAlign w:val="subscript"/>
+        </w:rPr>
+        <w:t>L</w:t>
+      </w:r>
+      <w:r>
+        <w:t>/m) = 280.4.</w:t>
       </w:r>
     </w:p>
     <w:p>
@@ -3013,7 +3823,25 @@
         <w:pStyle w:val="ListBullet"/>
       </w:pPr>
       <w:r>
-        <w:t>I can run 1/α across thresholds with b = (4/3)Σ N_c Q_f².</w:t>
+        <w:t>I can run 1/α across thresholds with b = (4/3)Σ N</w:t>
+      </w:r>
+      <w:r>
+        <w:rPr>
+          <w:vertAlign w:val="subscript"/>
+        </w:rPr>
+        <w:t>c</w:t>
+      </w:r>
+      <w:r>
+        <w:t xml:space="preserve"> Q</w:t>
+      </w:r>
+      <w:r>
+        <w:rPr>
+          <w:vertAlign w:val="subscript"/>
+        </w:rPr>
+        <w:t>f</w:t>
+      </w:r>
+      <w:r>
+        <w:t>².</w:t>
       </w:r>
     </w:p>
     <w:p>
@@ -3073,7 +3901,7 @@
         <w:color w:val="5A5A5A"/>
         <w:sz w:val="16"/>
       </w:rPr>
-      <w:t>QED Course   Lesson 70</w:t>
+      <w:t>A QED Course   Lesson 70</w:t>
     </w:r>
   </w:p>
 </w:hdr>
